--- a/report/Project Report.docx
+++ b/report/Project Report.docx
@@ -677,51 +677,6 @@
                           </wps:style>
                           <wps:txbx>
                             <w:txbxContent>
-                              <w:sdt>
-                                <w:sdtPr>
-                                  <w:rPr>
-                                    <w:caps/>
-                                    <w:color w:val="156082" w:themeColor="accent1"/>
-                                    <w:sz w:val="28"/>
-                                    <w:szCs w:val="28"/>
-                                  </w:rPr>
-                                  <w:alias w:val="Date"/>
-                                  <w:tag w:val=""/>
-                                  <w:id w:val="197127006"/>
-                                  <w:showingPlcHdr/>
-                                  <w:dataBinding w:prefixMappings="xmlns:ns0='http://schemas.microsoft.com/office/2006/coverPageProps' " w:xpath="/ns0:CoverPageProperties[1]/ns0:PublishDate[1]" w:storeItemID="{55AF091B-3C7A-41E3-B477-F2FDAA23CFDA}"/>
-                                  <w:date>
-                                    <w:dateFormat w:val="MMMM d, yyyy"/>
-                                    <w:lid w:val="en-US"/>
-                                    <w:storeMappedDataAs w:val="dateTime"/>
-                                    <w:calendar w:val="gregorian"/>
-                                  </w:date>
-                                </w:sdtPr>
-                                <w:sdtContent>
-                                  <w:p>
-                                    <w:pPr>
-                                      <w:pStyle w:val="NoSpacing"/>
-                                      <w:spacing w:after="40"/>
-                                      <w:jc w:val="center"/>
-                                      <w:rPr>
-                                        <w:caps/>
-                                        <w:color w:val="156082" w:themeColor="accent1"/>
-                                        <w:sz w:val="28"/>
-                                        <w:szCs w:val="28"/>
-                                      </w:rPr>
-                                    </w:pPr>
-                                    <w:r>
-                                      <w:rPr>
-                                        <w:caps/>
-                                        <w:color w:val="156082" w:themeColor="accent1"/>
-                                        <w:sz w:val="28"/>
-                                        <w:szCs w:val="28"/>
-                                      </w:rPr>
-                                      <w:t>[Date]</w:t>
-                                    </w:r>
-                                  </w:p>
-                                </w:sdtContent>
-                              </w:sdt>
                               <w:p>
                                 <w:pPr>
                                   <w:pStyle w:val="NoSpacing"/>
@@ -730,59 +685,6 @@
                                     <w:color w:val="156082" w:themeColor="accent1"/>
                                   </w:rPr>
                                 </w:pPr>
-                                <w:sdt>
-                                  <w:sdtPr>
-                                    <w:rPr>
-                                      <w:caps/>
-                                      <w:color w:val="156082" w:themeColor="accent1"/>
-                                    </w:rPr>
-                                    <w:alias w:val="Company"/>
-                                    <w:tag w:val=""/>
-                                    <w:id w:val="1390145197"/>
-                                    <w:showingPlcHdr/>
-                                    <w:dataBinding w:prefixMappings="xmlns:ns0='http://schemas.openxmlformats.org/officeDocument/2006/extended-properties' " w:xpath="/ns0:Properties[1]/ns0:Company[1]" w:storeItemID="{6668398D-A668-4E3E-A5EB-62B293D839F1}"/>
-                                    <w:text/>
-                                  </w:sdtPr>
-                                  <w:sdtContent>
-                                    <w:r>
-                                      <w:rPr>
-                                        <w:caps/>
-                                        <w:color w:val="156082" w:themeColor="accent1"/>
-                                      </w:rPr>
-                                      <w:t>[Company name]</w:t>
-                                    </w:r>
-                                  </w:sdtContent>
-                                </w:sdt>
-                              </w:p>
-                              <w:p>
-                                <w:pPr>
-                                  <w:pStyle w:val="NoSpacing"/>
-                                  <w:jc w:val="center"/>
-                                  <w:rPr>
-                                    <w:color w:val="156082" w:themeColor="accent1"/>
-                                  </w:rPr>
-                                </w:pPr>
-                                <w:sdt>
-                                  <w:sdtPr>
-                                    <w:rPr>
-                                      <w:color w:val="156082" w:themeColor="accent1"/>
-                                    </w:rPr>
-                                    <w:alias w:val="Address"/>
-                                    <w:tag w:val=""/>
-                                    <w:id w:val="-726379553"/>
-                                    <w:showingPlcHdr/>
-                                    <w:dataBinding w:prefixMappings="xmlns:ns0='http://schemas.microsoft.com/office/2006/coverPageProps' " w:xpath="/ns0:CoverPageProperties[1]/ns0:CompanyAddress[1]" w:storeItemID="{55AF091B-3C7A-41E3-B477-F2FDAA23CFDA}"/>
-                                    <w:text/>
-                                  </w:sdtPr>
-                                  <w:sdtContent>
-                                    <w:r>
-                                      <w:rPr>
-                                        <w:color w:val="156082" w:themeColor="accent1"/>
-                                      </w:rPr>
-                                      <w:t>[Company address]</w:t>
-                                    </w:r>
-                                  </w:sdtContent>
-                                </w:sdt>
                               </w:p>
                             </w:txbxContent>
                           </wps:txbx>
@@ -809,51 +711,6 @@
                   <v:shape w14:anchorId="3F96BED7" id="Text Box 146" o:spid="_x0000_s1027" type="#_x0000_t202" style="position:absolute;left:0;text-align:left;margin-left:0;margin-top:0;width:516pt;height:43.9pt;z-index:251659264;visibility:visible;mso-wrap-style:square;mso-width-percent:1000;mso-height-percent:0;mso-top-percent:850;mso-wrap-distance-left:9pt;mso-wrap-distance-top:0;mso-wrap-distance-right:9pt;mso-wrap-distance-bottom:0;mso-position-horizontal:center;mso-position-horizontal-relative:margin;mso-position-vertical-relative:page;mso-width-percent:1000;mso-height-percent:0;mso-top-percent:850;mso-width-relative:margin;mso-height-relative:margin;v-text-anchor:bottom" o:gfxdata="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" filled="f" stroked="f" strokeweight=".5pt">
                     <v:textbox style="mso-fit-shape-to-text:t" inset="0,0,0,0">
                       <w:txbxContent>
-                        <w:sdt>
-                          <w:sdtPr>
-                            <w:rPr>
-                              <w:caps/>
-                              <w:color w:val="156082" w:themeColor="accent1"/>
-                              <w:sz w:val="28"/>
-                              <w:szCs w:val="28"/>
-                            </w:rPr>
-                            <w:alias w:val="Date"/>
-                            <w:tag w:val=""/>
-                            <w:id w:val="197127006"/>
-                            <w:showingPlcHdr/>
-                            <w:dataBinding w:prefixMappings="xmlns:ns0='http://schemas.microsoft.com/office/2006/coverPageProps' " w:xpath="/ns0:CoverPageProperties[1]/ns0:PublishDate[1]" w:storeItemID="{55AF091B-3C7A-41E3-B477-F2FDAA23CFDA}"/>
-                            <w:date>
-                              <w:dateFormat w:val="MMMM d, yyyy"/>
-                              <w:lid w:val="en-US"/>
-                              <w:storeMappedDataAs w:val="dateTime"/>
-                              <w:calendar w:val="gregorian"/>
-                            </w:date>
-                          </w:sdtPr>
-                          <w:sdtContent>
-                            <w:p>
-                              <w:pPr>
-                                <w:pStyle w:val="NoSpacing"/>
-                                <w:spacing w:after="40"/>
-                                <w:jc w:val="center"/>
-                                <w:rPr>
-                                  <w:caps/>
-                                  <w:color w:val="156082" w:themeColor="accent1"/>
-                                  <w:sz w:val="28"/>
-                                  <w:szCs w:val="28"/>
-                                </w:rPr>
-                              </w:pPr>
-                              <w:r>
-                                <w:rPr>
-                                  <w:caps/>
-                                  <w:color w:val="156082" w:themeColor="accent1"/>
-                                  <w:sz w:val="28"/>
-                                  <w:szCs w:val="28"/>
-                                </w:rPr>
-                                <w:t>[Date]</w:t>
-                              </w:r>
-                            </w:p>
-                          </w:sdtContent>
-                        </w:sdt>
                         <w:p>
                           <w:pPr>
                             <w:pStyle w:val="NoSpacing"/>
@@ -862,59 +719,6 @@
                               <w:color w:val="156082" w:themeColor="accent1"/>
                             </w:rPr>
                           </w:pPr>
-                          <w:sdt>
-                            <w:sdtPr>
-                              <w:rPr>
-                                <w:caps/>
-                                <w:color w:val="156082" w:themeColor="accent1"/>
-                              </w:rPr>
-                              <w:alias w:val="Company"/>
-                              <w:tag w:val=""/>
-                              <w:id w:val="1390145197"/>
-                              <w:showingPlcHdr/>
-                              <w:dataBinding w:prefixMappings="xmlns:ns0='http://schemas.openxmlformats.org/officeDocument/2006/extended-properties' " w:xpath="/ns0:Properties[1]/ns0:Company[1]" w:storeItemID="{6668398D-A668-4E3E-A5EB-62B293D839F1}"/>
-                              <w:text/>
-                            </w:sdtPr>
-                            <w:sdtContent>
-                              <w:r>
-                                <w:rPr>
-                                  <w:caps/>
-                                  <w:color w:val="156082" w:themeColor="accent1"/>
-                                </w:rPr>
-                                <w:t>[Company name]</w:t>
-                              </w:r>
-                            </w:sdtContent>
-                          </w:sdt>
-                        </w:p>
-                        <w:p>
-                          <w:pPr>
-                            <w:pStyle w:val="NoSpacing"/>
-                            <w:jc w:val="center"/>
-                            <w:rPr>
-                              <w:color w:val="156082" w:themeColor="accent1"/>
-                            </w:rPr>
-                          </w:pPr>
-                          <w:sdt>
-                            <w:sdtPr>
-                              <w:rPr>
-                                <w:color w:val="156082" w:themeColor="accent1"/>
-                              </w:rPr>
-                              <w:alias w:val="Address"/>
-                              <w:tag w:val=""/>
-                              <w:id w:val="-726379553"/>
-                              <w:showingPlcHdr/>
-                              <w:dataBinding w:prefixMappings="xmlns:ns0='http://schemas.microsoft.com/office/2006/coverPageProps' " w:xpath="/ns0:CoverPageProperties[1]/ns0:CompanyAddress[1]" w:storeItemID="{55AF091B-3C7A-41E3-B477-F2FDAA23CFDA}"/>
-                              <w:text/>
-                            </w:sdtPr>
-                            <w:sdtContent>
-                              <w:r>
-                                <w:rPr>
-                                  <w:color w:val="156082" w:themeColor="accent1"/>
-                                </w:rPr>
-                                <w:t>[Company address]</w:t>
-                              </w:r>
-                            </w:sdtContent>
-                          </w:sdt>
                         </w:p>
                       </w:txbxContent>
                     </v:textbox>
@@ -3867,7 +3671,7 @@
   </w:compat>
   <w:rsids>
     <w:rsidRoot w:val="009F4CD8"/>
-    <w:rsid w:val="000D2CE5"/>
+    <w:rsid w:val="009E2084"/>
     <w:rsid w:val="009F4CD8"/>
     <w:rsid w:val="00AB33C7"/>
   </w:rsids>
